--- a/docpac_19090125/docpac_19090125.docx
+++ b/docpac_19090125/docpac_19090125.docx
@@ -427,6 +427,7 @@
           <w:p>
             <w:pPr>
               <w:pStyle w:val="Heading1"/>
+              <w:outlineLvl w:val="0"/>
             </w:pPr>
             <w:r>
               <w:t>Assignments:</w:t>
@@ -1053,7 +1054,7 @@
             <v:imagedata r:id="rId11" o:title=""/>
             <w10:wrap type="square"/>
           </v:shape>
-          <o:OLEObject Type="Embed" ProgID="Visio.Drawing.15" ShapeID="_x0000_s1026" DrawAspect="Content" ObjectID="_1829105895" r:id="rId12"/>
+          <o:OLEObject Type="Embed" ProgID="Visio.Drawing.15" ShapeID="_x0000_s1026" DrawAspect="Content" ObjectID="_1829109953" r:id="rId12"/>
         </w:object>
       </w:r>
     </w:p>
@@ -2311,8 +2312,6 @@
       <w:r>
         <w:t>, as Sony and Disney Japan were in the same building. Be it email, cover letters, job fairs, or a literal elevator ride, sometimes you have only a brief moment to tell someone who you are, what you can do, and what you want to do.</w:t>
       </w:r>
-      <w:bookmarkStart w:id="0" w:name="_GoBack"/>
-      <w:bookmarkEnd w:id="0"/>
     </w:p>
     <w:p>
       <w:r>
@@ -2498,19 +2497,7 @@
         <w:rPr>
           <w:b/>
         </w:rPr>
-        <w:t xml:space="preserve">What </w:t>
-      </w:r>
-      <w:r>
-        <w:rPr>
-          <w:b/>
-        </w:rPr>
-        <w:t>are key points you need to hit in an elevator pitch</w:t>
-      </w:r>
-      <w:r>
-        <w:rPr>
-          <w:b/>
-        </w:rPr>
-        <w:t>?</w:t>
+        <w:t>What are key points you need to hit in an elevator pitch?</w:t>
       </w:r>
     </w:p>
     <w:tbl>
@@ -2766,13 +2753,7 @@
         <w:rPr>
           <w:b/>
         </w:rPr>
-        <w:t xml:space="preserve">What </w:t>
-      </w:r>
-      <w:r>
-        <w:rPr>
-          <w:b/>
-        </w:rPr>
-        <w:t>details specific to you do you think you need to include?</w:t>
+        <w:t>What details specific to you do you think you need to include?</w:t>
       </w:r>
     </w:p>
     <w:tbl>
@@ -3064,28 +3045,705 @@
     </w:tbl>
     <w:p>
       <w:pPr>
-        <w:rPr>
-          <w:rStyle w:val="Heading1Char"/>
-          <w:sz w:val="24"/>
-          <w:szCs w:val="24"/>
-        </w:rPr>
-      </w:pPr>
-    </w:p>
-    <w:p>
-      <w:pPr>
-        <w:rPr>
-          <w:rStyle w:val="Heading1Char"/>
-        </w:rPr>
+        <w:pStyle w:val="Heading1"/>
       </w:pPr>
       <w:r>
-        <w:rPr>
-          <w:rStyle w:val="Heading1Char"/>
-        </w:rPr>
+        <w:lastRenderedPageBreak/>
         <w:t>DocPac Audit</w:t>
       </w:r>
     </w:p>
     <w:p>
       <w:pPr>
+        <w:pStyle w:val="Heading2"/>
+      </w:pPr>
+      <w:r>
+        <w:t>DocPac Organization</w:t>
+      </w:r>
+    </w:p>
+    <w:p>
+      <w:pPr>
+        <w:pStyle w:val="ListParagraph"/>
+        <w:numPr>
+          <w:ilvl w:val="0"/>
+          <w:numId w:val="19"/>
+        </w:numPr>
+        <w:rPr>
+          <w:sz w:val="21"/>
+        </w:rPr>
+      </w:pPr>
+      <w:r>
+        <w:rPr>
+          <w:sz w:val="21"/>
+        </w:rPr>
+        <w:t>Locate all 19 DocPacs</w:t>
+      </w:r>
+    </w:p>
+    <w:p>
+      <w:pPr>
+        <w:pStyle w:val="ListParagraph"/>
+        <w:numPr>
+          <w:ilvl w:val="0"/>
+          <w:numId w:val="19"/>
+        </w:numPr>
+        <w:rPr>
+          <w:sz w:val="21"/>
+        </w:rPr>
+      </w:pPr>
+      <w:r>
+        <w:rPr>
+          <w:sz w:val="21"/>
+        </w:rPr>
+        <w:t>Place all loose-leaf assignment submissions inside their appropriate DocPac</w:t>
+      </w:r>
+    </w:p>
+    <w:p>
+      <w:pPr>
+        <w:pStyle w:val="ListParagraph"/>
+        <w:numPr>
+          <w:ilvl w:val="1"/>
+          <w:numId w:val="19"/>
+        </w:numPr>
+        <w:rPr>
+          <w:sz w:val="21"/>
+        </w:rPr>
+      </w:pPr>
+      <w:r>
+        <w:rPr>
+          <w:sz w:val="21"/>
+        </w:rPr>
+        <w:t>Only submissions. Instructional-only papers not needed. If your name is on it, put it in the DocPac</w:t>
+      </w:r>
+    </w:p>
+    <w:p>
+      <w:pPr>
+        <w:pStyle w:val="ListParagraph"/>
+        <w:numPr>
+          <w:ilvl w:val="1"/>
+          <w:numId w:val="19"/>
+        </w:numPr>
+        <w:rPr>
+          <w:sz w:val="21"/>
+        </w:rPr>
+      </w:pPr>
+      <w:r>
+        <w:rPr>
+          <w:sz w:val="21"/>
+        </w:rPr>
+        <w:t xml:space="preserve">Reflect on the Day papers </w:t>
+      </w:r>
+      <w:r>
+        <w:rPr>
+          <w:sz w:val="21"/>
+        </w:rPr>
+        <w:t xml:space="preserve">for this quarter </w:t>
+      </w:r>
+      <w:r>
+        <w:rPr>
+          <w:sz w:val="21"/>
+        </w:rPr>
+        <w:t xml:space="preserve">may each be in their own DocPac, or all in DocPac 19 </w:t>
+      </w:r>
+      <w:r>
+        <w:rPr>
+          <w:i/>
+          <w:sz w:val="21"/>
+        </w:rPr>
+        <w:t>if they are in sequential order (date them)</w:t>
+      </w:r>
+      <w:r>
+        <w:rPr>
+          <w:sz w:val="21"/>
+        </w:rPr>
+        <w:t>.</w:t>
+      </w:r>
+    </w:p>
+    <w:p>
+      <w:pPr>
+        <w:pStyle w:val="ListParagraph"/>
+        <w:numPr>
+          <w:ilvl w:val="0"/>
+          <w:numId w:val="19"/>
+        </w:numPr>
+        <w:rPr>
+          <w:sz w:val="21"/>
+        </w:rPr>
+      </w:pPr>
+      <w:r>
+        <w:rPr>
+          <w:sz w:val="21"/>
+        </w:rPr>
+        <w:t>Three-hole punch each DocPac with the loose-leaf assignments inside.</w:t>
+      </w:r>
+    </w:p>
+    <w:p>
+      <w:pPr>
+        <w:pStyle w:val="ListParagraph"/>
+        <w:numPr>
+          <w:ilvl w:val="0"/>
+          <w:numId w:val="19"/>
+        </w:numPr>
+        <w:rPr>
+          <w:b/>
+          <w:sz w:val="21"/>
+        </w:rPr>
+      </w:pPr>
+      <w:r>
+        <w:rPr>
+          <w:sz w:val="21"/>
+        </w:rPr>
+        <w:t xml:space="preserve">Place the DocPacs in the DocPac binder (any three-ring binder) in order from </w:t>
+      </w:r>
+      <w:r>
+        <w:rPr>
+          <w:b/>
+          <w:sz w:val="21"/>
+        </w:rPr>
+        <w:t xml:space="preserve">first to most recent. </w:t>
+      </w:r>
+      <w:r>
+        <w:rPr>
+          <w:sz w:val="21"/>
+        </w:rPr>
+        <w:t>The first should be the oldest (DocPac 1) and the last the newest (DocPac 19)</w:t>
+      </w:r>
+    </w:p>
+    <w:p>
+      <w:pPr>
+        <w:pStyle w:val="ListParagraph"/>
+        <w:numPr>
+          <w:ilvl w:val="0"/>
+          <w:numId w:val="19"/>
+        </w:numPr>
+        <w:rPr>
+          <w:sz w:val="21"/>
+        </w:rPr>
+      </w:pPr>
+      <w:r>
+        <w:rPr>
+          <w:sz w:val="21"/>
+        </w:rPr>
+        <w:t>Secure any additional loose-leaf papers in the DocPac binder so they do not bind or fall out.</w:t>
+      </w:r>
+    </w:p>
+    <w:p>
+      <w:pPr>
+        <w:pStyle w:val="ListParagraph"/>
+        <w:numPr>
+          <w:ilvl w:val="0"/>
+          <w:numId w:val="19"/>
+        </w:numPr>
+        <w:rPr>
+          <w:sz w:val="21"/>
+        </w:rPr>
+      </w:pPr>
+      <w:r>
+        <w:rPr>
+          <w:sz w:val="21"/>
+        </w:rPr>
+        <w:t>Make sure your DocPac binder is clearly labelled, and place it on the Student Resource shelf in the front of the class (where they are typically stored) before leaving at the end of the week.</w:t>
+      </w:r>
+    </w:p>
+    <w:p>
+      <w:pPr>
+        <w:pStyle w:val="Heading2"/>
+      </w:pPr>
+      <w:r>
+        <w:t>Reflect on the Quarter</w:t>
+      </w:r>
+    </w:p>
+    <w:p>
+      <w:pPr>
+        <w:pStyle w:val="ListParagraph"/>
+        <w:numPr>
+          <w:ilvl w:val="0"/>
+          <w:numId w:val="20"/>
+        </w:numPr>
+        <w:rPr>
+          <w:sz w:val="21"/>
+        </w:rPr>
+      </w:pPr>
+      <w:r>
+        <w:rPr>
+          <w:sz w:val="21"/>
+        </w:rPr>
+        <w:t xml:space="preserve">Locate all “Reflect on the Day” papers </w:t>
+      </w:r>
+      <w:r>
+        <w:rPr>
+          <w:i/>
+          <w:sz w:val="21"/>
+        </w:rPr>
+        <w:t>except</w:t>
+      </w:r>
+      <w:r>
+        <w:rPr>
+          <w:sz w:val="21"/>
+        </w:rPr>
+        <w:t xml:space="preserve"> the one from this week.</w:t>
+      </w:r>
+    </w:p>
+    <w:p>
+      <w:pPr>
+        <w:pStyle w:val="ListParagraph"/>
+        <w:numPr>
+          <w:ilvl w:val="0"/>
+          <w:numId w:val="20"/>
+        </w:numPr>
+        <w:rPr>
+          <w:sz w:val="21"/>
+        </w:rPr>
+      </w:pPr>
+      <w:r>
+        <w:rPr>
+          <w:sz w:val="21"/>
+        </w:rPr>
+        <w:t>For each category, total up the number of 1’s you gave yourself for that category, and the maximum you could have gotten. Write them in the table.</w:t>
+      </w:r>
+    </w:p>
+    <w:p>
+      <w:pPr>
+        <w:pStyle w:val="ListParagraph"/>
+        <w:numPr>
+          <w:ilvl w:val="0"/>
+          <w:numId w:val="20"/>
+        </w:numPr>
+        <w:rPr>
+          <w:sz w:val="21"/>
+        </w:rPr>
+      </w:pPr>
+      <w:r>
+        <w:rPr>
+          <w:sz w:val="21"/>
+        </w:rPr>
+        <w:t>Total up both columns to determine your overall “score”.</w:t>
+      </w:r>
+    </w:p>
+    <w:p>
+      <w:pPr>
+        <w:pStyle w:val="ListParagraph"/>
+        <w:numPr>
+          <w:ilvl w:val="0"/>
+          <w:numId w:val="20"/>
+        </w:numPr>
+        <w:rPr>
+          <w:sz w:val="21"/>
+        </w:rPr>
+      </w:pPr>
+      <w:r>
+        <w:rPr>
+          <w:sz w:val="21"/>
+        </w:rPr>
+        <w:t>Pick your two lowest categories, and provide an improvement plan for those categories.</w:t>
+      </w:r>
+    </w:p>
+    <w:p>
+      <w:pPr>
+        <w:pStyle w:val="ListParagraph"/>
+        <w:numPr>
+          <w:ilvl w:val="0"/>
+          <w:numId w:val="20"/>
+        </w:numPr>
+        <w:rPr>
+          <w:sz w:val="21"/>
+        </w:rPr>
+      </w:pPr>
+      <w:r>
+        <w:rPr>
+          <w:sz w:val="21"/>
+        </w:rPr>
+        <w:t>Provide what insights you got from analyzing your performance.</w:t>
+      </w:r>
+    </w:p>
+    <w:tbl>
+      <w:tblPr>
+        <w:tblStyle w:val="TableGrid"/>
+        <w:tblW w:w="10477" w:type="dxa"/>
+        <w:tblLook w:val="04A0" w:firstRow="1" w:lastRow="0" w:firstColumn="1" w:lastColumn="0" w:noHBand="0" w:noVBand="1"/>
+      </w:tblPr>
+      <w:tblGrid>
+        <w:gridCol w:w="5217"/>
+        <w:gridCol w:w="5260"/>
+      </w:tblGrid>
+      <w:tr>
+        <w:trPr>
+          <w:trHeight w:val="2938"/>
+        </w:trPr>
+        <w:tc>
+          <w:tcPr>
+            <w:tcW w:w="5209" w:type="dxa"/>
+            <w:vAlign w:val="center"/>
+          </w:tcPr>
+          <w:tbl>
+            <w:tblPr>
+              <w:tblStyle w:val="TableGrid"/>
+              <w:tblW w:w="4991" w:type="dxa"/>
+              <w:tblLook w:val="04A0" w:firstRow="1" w:lastRow="0" w:firstColumn="1" w:lastColumn="0" w:noHBand="0" w:noVBand="1"/>
+            </w:tblPr>
+            <w:tblGrid>
+              <w:gridCol w:w="2219"/>
+              <w:gridCol w:w="1386"/>
+              <w:gridCol w:w="1386"/>
+            </w:tblGrid>
+            <w:tr>
+              <w:trPr>
+                <w:trHeight w:val="251"/>
+              </w:trPr>
+              <w:tc>
+                <w:tcPr>
+                  <w:tcW w:w="2219" w:type="dxa"/>
+                  <w:shd w:val="clear" w:color="auto" w:fill="BFBFBF" w:themeFill="background1" w:themeFillShade="BF"/>
+                </w:tcPr>
+                <w:p>
+                  <w:r>
+                    <w:t>Quality</w:t>
+                  </w:r>
+                </w:p>
+              </w:tc>
+              <w:tc>
+                <w:tcPr>
+                  <w:tcW w:w="1386" w:type="dxa"/>
+                  <w:shd w:val="clear" w:color="auto" w:fill="BFBFBF" w:themeFill="background1" w:themeFillShade="BF"/>
+                </w:tcPr>
+                <w:p>
+                  <w:r>
+                    <w:t>Total 1’s</w:t>
+                  </w:r>
+                </w:p>
+              </w:tc>
+              <w:tc>
+                <w:tcPr>
+                  <w:tcW w:w="1386" w:type="dxa"/>
+                  <w:shd w:val="clear" w:color="auto" w:fill="BFBFBF" w:themeFill="background1" w:themeFillShade="BF"/>
+                </w:tcPr>
+                <w:p>
+                  <w:r>
+                    <w:t>Possible</w:t>
+                  </w:r>
+                </w:p>
+              </w:tc>
+            </w:tr>
+            <w:tr>
+              <w:trPr>
+                <w:trHeight w:val="134"/>
+              </w:trPr>
+              <w:tc>
+                <w:tcPr>
+                  <w:tcW w:w="2219" w:type="dxa"/>
+                </w:tcPr>
+                <w:p>
+                  <w:r>
+                    <w:t>Attitude</w:t>
+                  </w:r>
+                </w:p>
+              </w:tc>
+              <w:tc>
+                <w:tcPr>
+                  <w:tcW w:w="1386" w:type="dxa"/>
+                </w:tcPr>
+                <w:p/>
+              </w:tc>
+              <w:tc>
+                <w:tcPr>
+                  <w:tcW w:w="1386" w:type="dxa"/>
+                </w:tcPr>
+                <w:p/>
+              </w:tc>
+            </w:tr>
+            <w:tr>
+              <w:trPr>
+                <w:trHeight w:val="251"/>
+              </w:trPr>
+              <w:tc>
+                <w:tcPr>
+                  <w:tcW w:w="2219" w:type="dxa"/>
+                </w:tcPr>
+                <w:p>
+                  <w:r>
+                    <w:t>Punctuality</w:t>
+                  </w:r>
+                </w:p>
+              </w:tc>
+              <w:tc>
+                <w:tcPr>
+                  <w:tcW w:w="1386" w:type="dxa"/>
+                </w:tcPr>
+                <w:p/>
+              </w:tc>
+              <w:tc>
+                <w:tcPr>
+                  <w:tcW w:w="1386" w:type="dxa"/>
+                </w:tcPr>
+                <w:p/>
+              </w:tc>
+            </w:tr>
+            <w:tr>
+              <w:trPr>
+                <w:trHeight w:val="251"/>
+              </w:trPr>
+              <w:tc>
+                <w:tcPr>
+                  <w:tcW w:w="2219" w:type="dxa"/>
+                </w:tcPr>
+                <w:p>
+                  <w:r>
+                    <w:t>Time Management</w:t>
+                  </w:r>
+                </w:p>
+              </w:tc>
+              <w:tc>
+                <w:tcPr>
+                  <w:tcW w:w="1386" w:type="dxa"/>
+                </w:tcPr>
+                <w:p/>
+              </w:tc>
+              <w:tc>
+                <w:tcPr>
+                  <w:tcW w:w="1386" w:type="dxa"/>
+                </w:tcPr>
+                <w:p/>
+              </w:tc>
+            </w:tr>
+            <w:tr>
+              <w:trPr>
+                <w:trHeight w:val="251"/>
+              </w:trPr>
+              <w:tc>
+                <w:tcPr>
+                  <w:tcW w:w="2219" w:type="dxa"/>
+                </w:tcPr>
+                <w:p>
+                  <w:r>
+                    <w:t>Initiative</w:t>
+                  </w:r>
+                </w:p>
+              </w:tc>
+              <w:tc>
+                <w:tcPr>
+                  <w:tcW w:w="1386" w:type="dxa"/>
+                </w:tcPr>
+                <w:p/>
+              </w:tc>
+              <w:tc>
+                <w:tcPr>
+                  <w:tcW w:w="1386" w:type="dxa"/>
+                </w:tcPr>
+                <w:p/>
+              </w:tc>
+            </w:tr>
+            <w:tr>
+              <w:trPr>
+                <w:trHeight w:val="251"/>
+              </w:trPr>
+              <w:tc>
+                <w:tcPr>
+                  <w:tcW w:w="2219" w:type="dxa"/>
+                </w:tcPr>
+                <w:p>
+                  <w:r>
+                    <w:t>Completion</w:t>
+                  </w:r>
+                </w:p>
+              </w:tc>
+              <w:tc>
+                <w:tcPr>
+                  <w:tcW w:w="1386" w:type="dxa"/>
+                </w:tcPr>
+                <w:p/>
+              </w:tc>
+              <w:tc>
+                <w:tcPr>
+                  <w:tcW w:w="1386" w:type="dxa"/>
+                </w:tcPr>
+                <w:p/>
+              </w:tc>
+            </w:tr>
+            <w:tr>
+              <w:trPr>
+                <w:trHeight w:val="251"/>
+              </w:trPr>
+              <w:tc>
+                <w:tcPr>
+                  <w:tcW w:w="2219" w:type="dxa"/>
+                </w:tcPr>
+                <w:p>
+                  <w:r>
+                    <w:t>Progress</w:t>
+                  </w:r>
+                </w:p>
+              </w:tc>
+              <w:tc>
+                <w:tcPr>
+                  <w:tcW w:w="1386" w:type="dxa"/>
+                </w:tcPr>
+                <w:p/>
+              </w:tc>
+              <w:tc>
+                <w:tcPr>
+                  <w:tcW w:w="1386" w:type="dxa"/>
+                </w:tcPr>
+                <w:p/>
+              </w:tc>
+            </w:tr>
+            <w:tr>
+              <w:trPr>
+                <w:trHeight w:val="265"/>
+              </w:trPr>
+              <w:tc>
+                <w:tcPr>
+                  <w:tcW w:w="2219" w:type="dxa"/>
+                </w:tcPr>
+                <w:p>
+                  <w:r>
+                    <w:t>Obligations</w:t>
+                  </w:r>
+                </w:p>
+              </w:tc>
+              <w:tc>
+                <w:tcPr>
+                  <w:tcW w:w="1386" w:type="dxa"/>
+                </w:tcPr>
+                <w:p/>
+              </w:tc>
+              <w:tc>
+                <w:tcPr>
+                  <w:tcW w:w="1386" w:type="dxa"/>
+                </w:tcPr>
+                <w:p/>
+              </w:tc>
+            </w:tr>
+            <w:tr>
+              <w:trPr>
+                <w:trHeight w:val="251"/>
+              </w:trPr>
+              <w:tc>
+                <w:tcPr>
+                  <w:tcW w:w="2219" w:type="dxa"/>
+                </w:tcPr>
+                <w:p>
+                  <w:r>
+                    <w:t>Misuse of Devices</w:t>
+                  </w:r>
+                </w:p>
+              </w:tc>
+              <w:tc>
+                <w:tcPr>
+                  <w:tcW w:w="1386" w:type="dxa"/>
+                </w:tcPr>
+                <w:p/>
+              </w:tc>
+              <w:tc>
+                <w:tcPr>
+                  <w:tcW w:w="1386" w:type="dxa"/>
+                </w:tcPr>
+                <w:p/>
+              </w:tc>
+            </w:tr>
+            <w:tr>
+              <w:trPr>
+                <w:trHeight w:val="251"/>
+              </w:trPr>
+              <w:tc>
+                <w:tcPr>
+                  <w:tcW w:w="2219" w:type="dxa"/>
+                  <w:shd w:val="clear" w:color="auto" w:fill="BFBFBF" w:themeFill="background1" w:themeFillShade="BF"/>
+                </w:tcPr>
+                <w:p/>
+              </w:tc>
+              <w:tc>
+                <w:tcPr>
+                  <w:tcW w:w="1386" w:type="dxa"/>
+                  <w:shd w:val="clear" w:color="auto" w:fill="BFBFBF" w:themeFill="background1" w:themeFillShade="BF"/>
+                </w:tcPr>
+                <w:p/>
+              </w:tc>
+              <w:tc>
+                <w:tcPr>
+                  <w:tcW w:w="1386" w:type="dxa"/>
+                  <w:shd w:val="clear" w:color="auto" w:fill="BFBFBF" w:themeFill="background1" w:themeFillShade="BF"/>
+                </w:tcPr>
+                <w:p/>
+              </w:tc>
+            </w:tr>
+            <w:tr>
+              <w:trPr>
+                <w:trHeight w:val="237"/>
+              </w:trPr>
+              <w:tc>
+                <w:tcPr>
+                  <w:tcW w:w="2219" w:type="dxa"/>
+                </w:tcPr>
+                <w:p>
+                  <w:r>
+                    <w:t>Total</w:t>
+                  </w:r>
+                </w:p>
+              </w:tc>
+              <w:tc>
+                <w:tcPr>
+                  <w:tcW w:w="1386" w:type="dxa"/>
+                </w:tcPr>
+                <w:p/>
+              </w:tc>
+              <w:tc>
+                <w:tcPr>
+                  <w:tcW w:w="1386" w:type="dxa"/>
+                </w:tcPr>
+                <w:p/>
+              </w:tc>
+            </w:tr>
+          </w:tbl>
+          <w:p>
+            <w:pPr>
+              <w:jc w:val="center"/>
+            </w:pPr>
+          </w:p>
+        </w:tc>
+        <w:tc>
+          <w:tcPr>
+            <w:tcW w:w="5268" w:type="dxa"/>
+          </w:tcPr>
+          <w:p>
+            <w:r>
+              <w:t>Overall Insights:</w:t>
+            </w:r>
+          </w:p>
+          <w:p/>
+        </w:tc>
+      </w:tr>
+      <w:tr>
+        <w:trPr>
+          <w:trHeight w:val="1296"/>
+        </w:trPr>
+        <w:tc>
+          <w:tcPr>
+            <w:tcW w:w="5209" w:type="dxa"/>
+          </w:tcPr>
+          <w:p>
+            <w:r>
+              <w:t>Lowest Category:</w:t>
+            </w:r>
+          </w:p>
+        </w:tc>
+        <w:tc>
+          <w:tcPr>
+            <w:tcW w:w="5268" w:type="dxa"/>
+          </w:tcPr>
+          <w:p>
+            <w:r>
+              <w:t>Second Lowest:</w:t>
+            </w:r>
+          </w:p>
+          <w:p/>
+          <w:p/>
+          <w:p/>
+          <w:p/>
+          <w:p/>
+        </w:tc>
+      </w:tr>
+    </w:tbl>
+    <w:p>
+      <w:pPr>
+        <w:spacing w:before="240" w:after="0"/>
         <w:rPr>
           <w:rStyle w:val="Heading1Char"/>
         </w:rPr>
@@ -3096,6 +3754,61 @@
         </w:rPr>
         <w:t>End of Quarter Cleanup</w:t>
       </w:r>
+    </w:p>
+    <w:p>
+      <w:pPr>
+        <w:pStyle w:val="ListParagraph"/>
+        <w:numPr>
+          <w:ilvl w:val="0"/>
+          <w:numId w:val="21"/>
+        </w:numPr>
+        <w:rPr>
+          <w:sz w:val="32"/>
+          <w:szCs w:val="32"/>
+        </w:rPr>
+      </w:pPr>
+      <w:r>
+        <w:t>Check your Skyward gradebook and compare to your DocPacs. Make sure the grades were entered correctly.</w:t>
+      </w:r>
+    </w:p>
+    <w:p>
+      <w:pPr>
+        <w:pStyle w:val="ListParagraph"/>
+        <w:numPr>
+          <w:ilvl w:val="0"/>
+          <w:numId w:val="21"/>
+        </w:numPr>
+        <w:rPr>
+          <w:sz w:val="32"/>
+          <w:szCs w:val="32"/>
+        </w:rPr>
+      </w:pPr>
+      <w:r>
+        <w:t>If you have any outstanding extensions, turn them in immediately. Address any other issues that need to be done before the end of the quarter.</w:t>
+      </w:r>
+    </w:p>
+    <w:p>
+      <w:pPr>
+        <w:pStyle w:val="ListParagraph"/>
+        <w:numPr>
+          <w:ilvl w:val="0"/>
+          <w:numId w:val="21"/>
+        </w:numPr>
+        <w:rPr>
+          <w:sz w:val="32"/>
+          <w:szCs w:val="32"/>
+        </w:rPr>
+      </w:pPr>
+      <w:r>
+        <w:t>Contact the teacher through teams for any issues you find and need fixed.</w:t>
+      </w:r>
+    </w:p>
+    <w:p>
+      <w:pPr>
+        <w:rPr>
+          <w:rStyle w:val="Heading1Char"/>
+        </w:rPr>
+      </w:pPr>
       <w:r>
         <w:rPr>
           <w:rStyle w:val="Heading1Char"/>
@@ -3112,7 +3825,13 @@
           <w:rStyle w:val="Heading1Char"/>
         </w:rPr>
         <w:lastRenderedPageBreak/>
-        <w:t>Reflect on the Day</w:t>
+        <w:t>R</w:t>
+      </w:r>
+      <w:r>
+        <w:rPr>
+          <w:rStyle w:val="Heading1Char"/>
+        </w:rPr>
+        <w:t>eflect on the Day</w:t>
       </w:r>
     </w:p>
     <w:p>
@@ -8431,6 +9150,811 @@
         <w:pStyle w:val="Heading1"/>
       </w:pPr>
       <w:r>
+        <w:t>DocPac Audit</w:t>
+      </w:r>
+    </w:p>
+    <w:tbl>
+      <w:tblPr>
+        <w:tblStyle w:val="TableGrid"/>
+        <w:tblW w:w="10858" w:type="dxa"/>
+        <w:tblLayout w:type="fixed"/>
+        <w:tblLook w:val="04A0" w:firstRow="1" w:lastRow="0" w:firstColumn="1" w:lastColumn="0" w:noHBand="0" w:noVBand="1"/>
+      </w:tblPr>
+      <w:tblGrid>
+        <w:gridCol w:w="720"/>
+        <w:gridCol w:w="3168"/>
+        <w:gridCol w:w="6192"/>
+        <w:gridCol w:w="778"/>
+      </w:tblGrid>
+      <w:tr>
+        <w:trPr>
+          <w:trHeight w:val="70"/>
+        </w:trPr>
+        <w:tc>
+          <w:tcPr>
+            <w:tcW w:w="720" w:type="dxa"/>
+            <w:hideMark/>
+          </w:tcPr>
+          <w:p>
+            <w:pPr>
+              <w:jc w:val="center"/>
+              <w:rPr>
+                <w:rFonts w:ascii="Calibri" w:eastAsia="Times New Roman" w:hAnsi="Calibri" w:cs="Calibri"/>
+                <w:b/>
+                <w:color w:val="000000"/>
+                <w:sz w:val="22"/>
+                <w:szCs w:val="22"/>
+              </w:rPr>
+            </w:pPr>
+            <w:r>
+              <w:rPr>
+                <w:rFonts w:ascii="Calibri" w:eastAsia="Times New Roman" w:hAnsi="Calibri" w:cs="Calibri"/>
+                <w:b/>
+                <w:color w:val="000000"/>
+                <w:sz w:val="22"/>
+                <w:szCs w:val="22"/>
+              </w:rPr>
+              <w:t>1</w:t>
+            </w:r>
+          </w:p>
+        </w:tc>
+        <w:tc>
+          <w:tcPr>
+            <w:tcW w:w="3168" w:type="dxa"/>
+            <w:hideMark/>
+          </w:tcPr>
+          <w:p>
+            <w:pPr>
+              <w:rPr>
+                <w:rFonts w:ascii="Calibri" w:eastAsia="Times New Roman" w:hAnsi="Calibri" w:cs="Calibri"/>
+                <w:b/>
+                <w:color w:val="000000"/>
+                <w:sz w:val="22"/>
+                <w:szCs w:val="22"/>
+              </w:rPr>
+            </w:pPr>
+            <w:r>
+              <w:rPr>
+                <w:rFonts w:ascii="Calibri" w:eastAsia="Times New Roman" w:hAnsi="Calibri" w:cs="Calibri"/>
+                <w:b/>
+                <w:color w:val="000000"/>
+                <w:sz w:val="22"/>
+                <w:szCs w:val="22"/>
+              </w:rPr>
+              <w:t>DocPacs Organized</w:t>
+            </w:r>
+          </w:p>
+        </w:tc>
+        <w:tc>
+          <w:tcPr>
+            <w:tcW w:w="6192" w:type="dxa"/>
+            <w:hideMark/>
+          </w:tcPr>
+          <w:p>
+            <w:pPr>
+              <w:rPr>
+                <w:rFonts w:ascii="Calibri" w:eastAsia="Times New Roman" w:hAnsi="Calibri" w:cs="Calibri"/>
+                <w:color w:val="000000"/>
+                <w:sz w:val="22"/>
+                <w:szCs w:val="22"/>
+              </w:rPr>
+            </w:pPr>
+            <w:proofErr w:type="spellStart"/>
+            <w:r>
+              <w:rPr>
+                <w:rFonts w:ascii="Calibri" w:eastAsia="Times New Roman" w:hAnsi="Calibri" w:cs="Calibri"/>
+                <w:color w:val="000000"/>
+                <w:sz w:val="22"/>
+                <w:szCs w:val="22"/>
+              </w:rPr>
+              <w:t>Docpacs</w:t>
+            </w:r>
+            <w:proofErr w:type="spellEnd"/>
+            <w:r>
+              <w:rPr>
+                <w:rFonts w:ascii="Calibri" w:eastAsia="Times New Roman" w:hAnsi="Calibri" w:cs="Calibri"/>
+                <w:color w:val="000000"/>
+                <w:sz w:val="22"/>
+                <w:szCs w:val="22"/>
+              </w:rPr>
+              <w:t xml:space="preserve"> have the papers inside them that are required. In order</w:t>
+            </w:r>
+            <w:r>
+              <w:rPr>
+                <w:rFonts w:ascii="Calibri" w:eastAsia="Times New Roman" w:hAnsi="Calibri" w:cs="Calibri"/>
+                <w:color w:val="000000"/>
+                <w:sz w:val="22"/>
+                <w:szCs w:val="22"/>
+              </w:rPr>
+              <w:t>.</w:t>
+            </w:r>
+          </w:p>
+        </w:tc>
+        <w:tc>
+          <w:tcPr>
+            <w:tcW w:w="778" w:type="dxa"/>
+            <w:noWrap/>
+            <w:hideMark/>
+          </w:tcPr>
+          <w:p>
+            <w:pPr>
+              <w:rPr>
+                <w:rFonts w:ascii="Calibri" w:eastAsia="Times New Roman" w:hAnsi="Calibri" w:cs="Calibri"/>
+                <w:color w:val="000000"/>
+                <w:sz w:val="22"/>
+                <w:szCs w:val="22"/>
+              </w:rPr>
+            </w:pPr>
+          </w:p>
+        </w:tc>
+      </w:tr>
+      <w:tr>
+        <w:trPr>
+          <w:trHeight w:val="70"/>
+        </w:trPr>
+        <w:tc>
+          <w:tcPr>
+            <w:tcW w:w="720" w:type="dxa"/>
+            <w:hideMark/>
+          </w:tcPr>
+          <w:p>
+            <w:pPr>
+              <w:jc w:val="center"/>
+              <w:rPr>
+                <w:rFonts w:ascii="Calibri" w:eastAsia="Times New Roman" w:hAnsi="Calibri" w:cs="Calibri"/>
+                <w:b/>
+                <w:color w:val="000000"/>
+                <w:sz w:val="22"/>
+                <w:szCs w:val="22"/>
+              </w:rPr>
+            </w:pPr>
+            <w:r>
+              <w:rPr>
+                <w:rFonts w:ascii="Calibri" w:eastAsia="Times New Roman" w:hAnsi="Calibri" w:cs="Calibri"/>
+                <w:b/>
+                <w:color w:val="000000"/>
+                <w:sz w:val="22"/>
+                <w:szCs w:val="22"/>
+              </w:rPr>
+              <w:t>2</w:t>
+            </w:r>
+          </w:p>
+        </w:tc>
+        <w:tc>
+          <w:tcPr>
+            <w:tcW w:w="3168" w:type="dxa"/>
+            <w:hideMark/>
+          </w:tcPr>
+          <w:p>
+            <w:pPr>
+              <w:rPr>
+                <w:rFonts w:ascii="Calibri" w:eastAsia="Times New Roman" w:hAnsi="Calibri" w:cs="Calibri"/>
+                <w:b/>
+                <w:color w:val="000000"/>
+                <w:sz w:val="22"/>
+                <w:szCs w:val="22"/>
+              </w:rPr>
+            </w:pPr>
+            <w:r>
+              <w:rPr>
+                <w:rFonts w:ascii="Calibri" w:eastAsia="Times New Roman" w:hAnsi="Calibri" w:cs="Calibri"/>
+                <w:b/>
+                <w:color w:val="000000"/>
+                <w:sz w:val="22"/>
+                <w:szCs w:val="22"/>
+              </w:rPr>
+              <w:t>DocPacs Present</w:t>
+            </w:r>
+          </w:p>
+        </w:tc>
+        <w:tc>
+          <w:tcPr>
+            <w:tcW w:w="6192" w:type="dxa"/>
+            <w:hideMark/>
+          </w:tcPr>
+          <w:p>
+            <w:pPr>
+              <w:rPr>
+                <w:rFonts w:ascii="Calibri" w:eastAsia="Times New Roman" w:hAnsi="Calibri" w:cs="Calibri"/>
+                <w:color w:val="000000"/>
+                <w:sz w:val="22"/>
+                <w:szCs w:val="22"/>
+              </w:rPr>
+            </w:pPr>
+            <w:r>
+              <w:rPr>
+                <w:rFonts w:ascii="Calibri" w:eastAsia="Times New Roman" w:hAnsi="Calibri" w:cs="Calibri"/>
+                <w:color w:val="000000"/>
+                <w:sz w:val="22"/>
+                <w:szCs w:val="22"/>
+              </w:rPr>
+              <w:t>No DocPacs are missing</w:t>
+            </w:r>
+          </w:p>
+        </w:tc>
+        <w:tc>
+          <w:tcPr>
+            <w:tcW w:w="778" w:type="dxa"/>
+            <w:noWrap/>
+            <w:hideMark/>
+          </w:tcPr>
+          <w:p>
+            <w:pPr>
+              <w:rPr>
+                <w:rFonts w:ascii="Calibri" w:eastAsia="Times New Roman" w:hAnsi="Calibri" w:cs="Calibri"/>
+                <w:color w:val="000000"/>
+                <w:sz w:val="22"/>
+                <w:szCs w:val="22"/>
+              </w:rPr>
+            </w:pPr>
+          </w:p>
+        </w:tc>
+      </w:tr>
+      <w:tr>
+        <w:trPr>
+          <w:trHeight w:val="70"/>
+        </w:trPr>
+        <w:tc>
+          <w:tcPr>
+            <w:tcW w:w="720" w:type="dxa"/>
+          </w:tcPr>
+          <w:p>
+            <w:pPr>
+              <w:jc w:val="center"/>
+              <w:rPr>
+                <w:rFonts w:ascii="Calibri" w:eastAsia="Times New Roman" w:hAnsi="Calibri" w:cs="Calibri"/>
+                <w:b/>
+                <w:color w:val="000000"/>
+                <w:sz w:val="22"/>
+                <w:szCs w:val="22"/>
+              </w:rPr>
+            </w:pPr>
+            <w:r>
+              <w:rPr>
+                <w:rFonts w:ascii="Calibri" w:eastAsia="Times New Roman" w:hAnsi="Calibri" w:cs="Calibri"/>
+                <w:b/>
+                <w:color w:val="000000"/>
+                <w:sz w:val="22"/>
+                <w:szCs w:val="22"/>
+              </w:rPr>
+              <w:t>3</w:t>
+            </w:r>
+          </w:p>
+        </w:tc>
+        <w:tc>
+          <w:tcPr>
+            <w:tcW w:w="3168" w:type="dxa"/>
+          </w:tcPr>
+          <w:p>
+            <w:pPr>
+              <w:rPr>
+                <w:rFonts w:ascii="Calibri" w:eastAsia="Times New Roman" w:hAnsi="Calibri" w:cs="Calibri"/>
+                <w:b/>
+                <w:color w:val="000000"/>
+                <w:sz w:val="22"/>
+                <w:szCs w:val="22"/>
+              </w:rPr>
+            </w:pPr>
+            <w:r>
+              <w:rPr>
+                <w:rFonts w:ascii="Calibri" w:eastAsia="Times New Roman" w:hAnsi="Calibri" w:cs="Calibri"/>
+                <w:b/>
+                <w:color w:val="000000"/>
+                <w:sz w:val="22"/>
+                <w:szCs w:val="22"/>
+              </w:rPr>
+              <w:t>DocPacs in good condition</w:t>
+            </w:r>
+          </w:p>
+        </w:tc>
+        <w:tc>
+          <w:tcPr>
+            <w:tcW w:w="6192" w:type="dxa"/>
+          </w:tcPr>
+          <w:p>
+            <w:pPr>
+              <w:rPr>
+                <w:rFonts w:ascii="Calibri" w:eastAsia="Times New Roman" w:hAnsi="Calibri" w:cs="Calibri"/>
+                <w:color w:val="000000"/>
+                <w:sz w:val="22"/>
+                <w:szCs w:val="22"/>
+              </w:rPr>
+            </w:pPr>
+            <w:proofErr w:type="spellStart"/>
+            <w:r>
+              <w:rPr>
+                <w:rFonts w:ascii="Calibri" w:eastAsia="Times New Roman" w:hAnsi="Calibri" w:cs="Calibri"/>
+                <w:color w:val="000000"/>
+                <w:sz w:val="22"/>
+                <w:szCs w:val="22"/>
+              </w:rPr>
+              <w:t>Docpacs</w:t>
+            </w:r>
+            <w:proofErr w:type="spellEnd"/>
+            <w:r>
+              <w:rPr>
+                <w:rFonts w:ascii="Calibri" w:eastAsia="Times New Roman" w:hAnsi="Calibri" w:cs="Calibri"/>
+                <w:color w:val="000000"/>
+                <w:sz w:val="22"/>
+                <w:szCs w:val="22"/>
+              </w:rPr>
+              <w:t xml:space="preserve"> are folded neatly, </w:t>
+            </w:r>
+            <w:proofErr w:type="spellStart"/>
+            <w:r>
+              <w:rPr>
+                <w:rFonts w:ascii="Calibri" w:eastAsia="Times New Roman" w:hAnsi="Calibri" w:cs="Calibri"/>
+                <w:color w:val="000000"/>
+                <w:sz w:val="22"/>
+                <w:szCs w:val="22"/>
+              </w:rPr>
+              <w:t>uncrinkled</w:t>
+            </w:r>
+            <w:proofErr w:type="spellEnd"/>
+            <w:r>
+              <w:rPr>
+                <w:rFonts w:ascii="Calibri" w:eastAsia="Times New Roman" w:hAnsi="Calibri" w:cs="Calibri"/>
+                <w:color w:val="000000"/>
+                <w:sz w:val="22"/>
+                <w:szCs w:val="22"/>
+              </w:rPr>
+              <w:t xml:space="preserve">, </w:t>
+            </w:r>
+            <w:proofErr w:type="spellStart"/>
+            <w:r>
+              <w:rPr>
+                <w:rFonts w:ascii="Calibri" w:eastAsia="Times New Roman" w:hAnsi="Calibri" w:cs="Calibri"/>
+                <w:color w:val="000000"/>
+                <w:sz w:val="22"/>
+                <w:szCs w:val="22"/>
+              </w:rPr>
+              <w:t>unscribbled</w:t>
+            </w:r>
+            <w:proofErr w:type="spellEnd"/>
+            <w:r>
+              <w:rPr>
+                <w:rFonts w:ascii="Calibri" w:eastAsia="Times New Roman" w:hAnsi="Calibri" w:cs="Calibri"/>
+                <w:color w:val="000000"/>
+                <w:sz w:val="22"/>
+                <w:szCs w:val="22"/>
+              </w:rPr>
+              <w:t>, three holes</w:t>
+            </w:r>
+          </w:p>
+        </w:tc>
+        <w:tc>
+          <w:tcPr>
+            <w:tcW w:w="778" w:type="dxa"/>
+            <w:noWrap/>
+          </w:tcPr>
+          <w:p>
+            <w:pPr>
+              <w:rPr>
+                <w:rFonts w:ascii="Calibri" w:eastAsia="Times New Roman" w:hAnsi="Calibri" w:cs="Calibri"/>
+                <w:color w:val="000000"/>
+                <w:sz w:val="22"/>
+                <w:szCs w:val="22"/>
+              </w:rPr>
+            </w:pPr>
+          </w:p>
+        </w:tc>
+      </w:tr>
+      <w:tr>
+        <w:trPr>
+          <w:trHeight w:val="70"/>
+        </w:trPr>
+        <w:tc>
+          <w:tcPr>
+            <w:tcW w:w="720" w:type="dxa"/>
+          </w:tcPr>
+          <w:p>
+            <w:pPr>
+              <w:jc w:val="center"/>
+              <w:rPr>
+                <w:rFonts w:ascii="Calibri" w:eastAsia="Times New Roman" w:hAnsi="Calibri" w:cs="Calibri"/>
+                <w:b/>
+                <w:color w:val="000000"/>
+                <w:sz w:val="22"/>
+                <w:szCs w:val="22"/>
+              </w:rPr>
+            </w:pPr>
+            <w:r>
+              <w:rPr>
+                <w:rFonts w:ascii="Calibri" w:eastAsia="Times New Roman" w:hAnsi="Calibri" w:cs="Calibri"/>
+                <w:b/>
+                <w:color w:val="000000"/>
+                <w:sz w:val="22"/>
+                <w:szCs w:val="22"/>
+              </w:rPr>
+              <w:t>4</w:t>
+            </w:r>
+          </w:p>
+        </w:tc>
+        <w:tc>
+          <w:tcPr>
+            <w:tcW w:w="3168" w:type="dxa"/>
+          </w:tcPr>
+          <w:p>
+            <w:pPr>
+              <w:rPr>
+                <w:rFonts w:ascii="Calibri" w:eastAsia="Times New Roman" w:hAnsi="Calibri" w:cs="Calibri"/>
+                <w:b/>
+                <w:color w:val="000000"/>
+                <w:sz w:val="22"/>
+                <w:szCs w:val="22"/>
+              </w:rPr>
+            </w:pPr>
+            <w:r>
+              <w:rPr>
+                <w:rFonts w:ascii="Calibri" w:eastAsia="Times New Roman" w:hAnsi="Calibri" w:cs="Calibri"/>
+                <w:b/>
+                <w:color w:val="000000"/>
+                <w:sz w:val="22"/>
+                <w:szCs w:val="22"/>
+              </w:rPr>
+              <w:t>DocPac binder condition</w:t>
+            </w:r>
+          </w:p>
+        </w:tc>
+        <w:tc>
+          <w:tcPr>
+            <w:tcW w:w="6192" w:type="dxa"/>
+          </w:tcPr>
+          <w:p>
+            <w:pPr>
+              <w:rPr>
+                <w:rFonts w:ascii="Calibri" w:eastAsia="Times New Roman" w:hAnsi="Calibri" w:cs="Calibri"/>
+                <w:color w:val="000000"/>
+                <w:sz w:val="22"/>
+                <w:szCs w:val="22"/>
+              </w:rPr>
+            </w:pPr>
+            <w:r>
+              <w:rPr>
+                <w:rFonts w:ascii="Calibri" w:eastAsia="Times New Roman" w:hAnsi="Calibri" w:cs="Calibri"/>
+                <w:color w:val="000000"/>
+                <w:sz w:val="22"/>
+                <w:szCs w:val="22"/>
+              </w:rPr>
+              <w:t>DocPac is clean. Papers and label aren’t falling out</w:t>
+            </w:r>
+          </w:p>
+        </w:tc>
+        <w:tc>
+          <w:tcPr>
+            <w:tcW w:w="778" w:type="dxa"/>
+            <w:noWrap/>
+          </w:tcPr>
+          <w:p>
+            <w:pPr>
+              <w:rPr>
+                <w:rFonts w:ascii="Calibri" w:eastAsia="Times New Roman" w:hAnsi="Calibri" w:cs="Calibri"/>
+                <w:color w:val="000000"/>
+                <w:sz w:val="22"/>
+                <w:szCs w:val="22"/>
+              </w:rPr>
+            </w:pPr>
+          </w:p>
+        </w:tc>
+      </w:tr>
+      <w:tr>
+        <w:trPr>
+          <w:trHeight w:val="70"/>
+        </w:trPr>
+        <w:tc>
+          <w:tcPr>
+            <w:tcW w:w="720" w:type="dxa"/>
+          </w:tcPr>
+          <w:p>
+            <w:pPr>
+              <w:jc w:val="center"/>
+              <w:rPr>
+                <w:rFonts w:ascii="Calibri" w:eastAsia="Times New Roman" w:hAnsi="Calibri" w:cs="Calibri"/>
+                <w:b/>
+                <w:color w:val="000000"/>
+                <w:sz w:val="22"/>
+                <w:szCs w:val="22"/>
+              </w:rPr>
+            </w:pPr>
+            <w:r>
+              <w:rPr>
+                <w:rFonts w:ascii="Calibri" w:eastAsia="Times New Roman" w:hAnsi="Calibri" w:cs="Calibri"/>
+                <w:b/>
+                <w:color w:val="000000"/>
+                <w:sz w:val="22"/>
+                <w:szCs w:val="22"/>
+              </w:rPr>
+              <w:t>5</w:t>
+            </w:r>
+          </w:p>
+        </w:tc>
+        <w:tc>
+          <w:tcPr>
+            <w:tcW w:w="3168" w:type="dxa"/>
+          </w:tcPr>
+          <w:p>
+            <w:pPr>
+              <w:rPr>
+                <w:rFonts w:ascii="Calibri" w:eastAsia="Times New Roman" w:hAnsi="Calibri" w:cs="Calibri"/>
+                <w:b/>
+                <w:color w:val="000000"/>
+                <w:sz w:val="22"/>
+                <w:szCs w:val="22"/>
+              </w:rPr>
+            </w:pPr>
+            <w:r>
+              <w:rPr>
+                <w:rFonts w:ascii="Calibri" w:eastAsia="Times New Roman" w:hAnsi="Calibri" w:cs="Calibri"/>
+                <w:b/>
+                <w:color w:val="000000"/>
+                <w:sz w:val="22"/>
+                <w:szCs w:val="22"/>
+              </w:rPr>
+              <w:t>Daily Reflections Present</w:t>
+            </w:r>
+          </w:p>
+        </w:tc>
+        <w:tc>
+          <w:tcPr>
+            <w:tcW w:w="6192" w:type="dxa"/>
+          </w:tcPr>
+          <w:p>
+            <w:pPr>
+              <w:rPr>
+                <w:rFonts w:ascii="Calibri" w:eastAsia="Times New Roman" w:hAnsi="Calibri" w:cs="Calibri"/>
+                <w:color w:val="000000"/>
+                <w:sz w:val="22"/>
+                <w:szCs w:val="22"/>
+              </w:rPr>
+            </w:pPr>
+            <w:r>
+              <w:rPr>
+                <w:rFonts w:ascii="Calibri" w:eastAsia="Times New Roman" w:hAnsi="Calibri" w:cs="Calibri"/>
+                <w:color w:val="000000"/>
+                <w:sz w:val="22"/>
+                <w:szCs w:val="22"/>
+              </w:rPr>
+              <w:t>All “Reflect on the Day” papers in their folders or DP1</w:t>
+            </w:r>
+            <w:r>
+              <w:rPr>
+                <w:rFonts w:ascii="Calibri" w:eastAsia="Times New Roman" w:hAnsi="Calibri" w:cs="Calibri"/>
+                <w:color w:val="000000"/>
+                <w:sz w:val="22"/>
+                <w:szCs w:val="22"/>
+              </w:rPr>
+              <w:t>9</w:t>
+            </w:r>
+            <w:r>
+              <w:rPr>
+                <w:rFonts w:ascii="Calibri" w:eastAsia="Times New Roman" w:hAnsi="Calibri" w:cs="Calibri"/>
+                <w:color w:val="000000"/>
+                <w:sz w:val="22"/>
+                <w:szCs w:val="22"/>
+              </w:rPr>
+              <w:t>, in order</w:t>
+            </w:r>
+          </w:p>
+        </w:tc>
+        <w:tc>
+          <w:tcPr>
+            <w:tcW w:w="778" w:type="dxa"/>
+            <w:noWrap/>
+          </w:tcPr>
+          <w:p>
+            <w:pPr>
+              <w:rPr>
+                <w:rFonts w:ascii="Calibri" w:eastAsia="Times New Roman" w:hAnsi="Calibri" w:cs="Calibri"/>
+                <w:color w:val="000000"/>
+                <w:sz w:val="22"/>
+                <w:szCs w:val="22"/>
+              </w:rPr>
+            </w:pPr>
+          </w:p>
+        </w:tc>
+      </w:tr>
+      <w:tr>
+        <w:trPr>
+          <w:trHeight w:val="70"/>
+        </w:trPr>
+        <w:tc>
+          <w:tcPr>
+            <w:tcW w:w="720" w:type="dxa"/>
+          </w:tcPr>
+          <w:p>
+            <w:pPr>
+              <w:jc w:val="center"/>
+              <w:rPr>
+                <w:rFonts w:ascii="Calibri" w:eastAsia="Times New Roman" w:hAnsi="Calibri" w:cs="Calibri"/>
+                <w:b/>
+                <w:color w:val="000000"/>
+                <w:sz w:val="22"/>
+                <w:szCs w:val="22"/>
+              </w:rPr>
+            </w:pPr>
+            <w:r>
+              <w:rPr>
+                <w:rFonts w:ascii="Calibri" w:eastAsia="Times New Roman" w:hAnsi="Calibri" w:cs="Calibri"/>
+                <w:b/>
+                <w:color w:val="000000"/>
+                <w:sz w:val="22"/>
+                <w:szCs w:val="22"/>
+              </w:rPr>
+              <w:t>6</w:t>
+            </w:r>
+          </w:p>
+        </w:tc>
+        <w:tc>
+          <w:tcPr>
+            <w:tcW w:w="3168" w:type="dxa"/>
+          </w:tcPr>
+          <w:p>
+            <w:pPr>
+              <w:rPr>
+                <w:rFonts w:ascii="Calibri" w:eastAsia="Times New Roman" w:hAnsi="Calibri" w:cs="Calibri"/>
+                <w:b/>
+                <w:color w:val="000000"/>
+                <w:sz w:val="22"/>
+                <w:szCs w:val="22"/>
+              </w:rPr>
+            </w:pPr>
+            <w:r>
+              <w:rPr>
+                <w:rFonts w:ascii="Calibri" w:eastAsia="Times New Roman" w:hAnsi="Calibri" w:cs="Calibri"/>
+                <w:b/>
+                <w:color w:val="000000"/>
+                <w:sz w:val="22"/>
+                <w:szCs w:val="22"/>
+              </w:rPr>
+              <w:t>Totals Tallied</w:t>
+            </w:r>
+          </w:p>
+        </w:tc>
+        <w:tc>
+          <w:tcPr>
+            <w:tcW w:w="6192" w:type="dxa"/>
+          </w:tcPr>
+          <w:p>
+            <w:pPr>
+              <w:rPr>
+                <w:rFonts w:ascii="Calibri" w:eastAsia="Times New Roman" w:hAnsi="Calibri" w:cs="Calibri"/>
+                <w:color w:val="000000"/>
+                <w:sz w:val="22"/>
+                <w:szCs w:val="22"/>
+              </w:rPr>
+            </w:pPr>
+            <w:r>
+              <w:rPr>
+                <w:rFonts w:ascii="Calibri" w:eastAsia="Times New Roman" w:hAnsi="Calibri" w:cs="Calibri"/>
+                <w:color w:val="000000"/>
+                <w:sz w:val="22"/>
+                <w:szCs w:val="22"/>
+              </w:rPr>
+              <w:t>Calculated the number of 1’s in all Daily Reflections</w:t>
+            </w:r>
+          </w:p>
+        </w:tc>
+        <w:tc>
+          <w:tcPr>
+            <w:tcW w:w="778" w:type="dxa"/>
+            <w:noWrap/>
+          </w:tcPr>
+          <w:p>
+            <w:pPr>
+              <w:rPr>
+                <w:rFonts w:ascii="Calibri" w:eastAsia="Times New Roman" w:hAnsi="Calibri" w:cs="Calibri"/>
+                <w:color w:val="000000"/>
+                <w:sz w:val="22"/>
+                <w:szCs w:val="22"/>
+              </w:rPr>
+            </w:pPr>
+          </w:p>
+        </w:tc>
+      </w:tr>
+      <w:tr>
+        <w:trPr>
+          <w:trHeight w:val="70"/>
+        </w:trPr>
+        <w:tc>
+          <w:tcPr>
+            <w:tcW w:w="720" w:type="dxa"/>
+          </w:tcPr>
+          <w:p>
+            <w:pPr>
+              <w:jc w:val="center"/>
+              <w:rPr>
+                <w:rFonts w:ascii="Calibri" w:eastAsia="Times New Roman" w:hAnsi="Calibri" w:cs="Calibri"/>
+                <w:b/>
+                <w:color w:val="000000"/>
+                <w:sz w:val="22"/>
+                <w:szCs w:val="22"/>
+              </w:rPr>
+            </w:pPr>
+            <w:r>
+              <w:rPr>
+                <w:rFonts w:ascii="Calibri" w:eastAsia="Times New Roman" w:hAnsi="Calibri" w:cs="Calibri"/>
+                <w:b/>
+                <w:color w:val="000000"/>
+                <w:sz w:val="22"/>
+                <w:szCs w:val="22"/>
+              </w:rPr>
+              <w:t>7</w:t>
+            </w:r>
+          </w:p>
+        </w:tc>
+        <w:tc>
+          <w:tcPr>
+            <w:tcW w:w="3168" w:type="dxa"/>
+          </w:tcPr>
+          <w:p>
+            <w:pPr>
+              <w:rPr>
+                <w:rFonts w:ascii="Calibri" w:eastAsia="Times New Roman" w:hAnsi="Calibri" w:cs="Calibri"/>
+                <w:b/>
+                <w:color w:val="000000"/>
+                <w:sz w:val="22"/>
+                <w:szCs w:val="22"/>
+              </w:rPr>
+            </w:pPr>
+            <w:r>
+              <w:rPr>
+                <w:rFonts w:ascii="Calibri" w:eastAsia="Times New Roman" w:hAnsi="Calibri" w:cs="Calibri"/>
+                <w:b/>
+                <w:color w:val="000000"/>
+                <w:sz w:val="22"/>
+                <w:szCs w:val="22"/>
+              </w:rPr>
+              <w:t>Analysis Complete</w:t>
+            </w:r>
+          </w:p>
+        </w:tc>
+        <w:tc>
+          <w:tcPr>
+            <w:tcW w:w="6192" w:type="dxa"/>
+          </w:tcPr>
+          <w:p>
+            <w:pPr>
+              <w:rPr>
+                <w:rFonts w:ascii="Calibri" w:eastAsia="Times New Roman" w:hAnsi="Calibri" w:cs="Calibri"/>
+                <w:color w:val="000000"/>
+                <w:sz w:val="22"/>
+                <w:szCs w:val="22"/>
+              </w:rPr>
+            </w:pPr>
+            <w:r>
+              <w:rPr>
+                <w:rFonts w:ascii="Calibri" w:eastAsia="Times New Roman" w:hAnsi="Calibri" w:cs="Calibri"/>
+                <w:color w:val="000000"/>
+                <w:sz w:val="22"/>
+                <w:szCs w:val="22"/>
+              </w:rPr>
+              <w:t>Overall insights and lowest category analyzed sincerely</w:t>
+            </w:r>
+          </w:p>
+        </w:tc>
+        <w:tc>
+          <w:tcPr>
+            <w:tcW w:w="778" w:type="dxa"/>
+            <w:noWrap/>
+          </w:tcPr>
+          <w:p>
+            <w:pPr>
+              <w:rPr>
+                <w:rFonts w:ascii="Calibri" w:eastAsia="Times New Roman" w:hAnsi="Calibri" w:cs="Calibri"/>
+                <w:color w:val="000000"/>
+                <w:sz w:val="22"/>
+                <w:szCs w:val="22"/>
+              </w:rPr>
+            </w:pPr>
+          </w:p>
+        </w:tc>
+      </w:tr>
+    </w:tbl>
+    <w:p>
+      <w:pPr>
+        <w:pStyle w:val="Heading1"/>
+      </w:pPr>
+      <w:r>
         <w:t xml:space="preserve">DocPac and </w:t>
       </w:r>
       <w:r>
@@ -8831,6 +10355,8 @@
               </w:rPr>
               <w:t>“Reflect on the Day” are not graded, but will be audited at the end of the quarter.</w:t>
             </w:r>
+            <w:bookmarkStart w:id="0" w:name="_GoBack"/>
+            <w:bookmarkEnd w:id="0"/>
           </w:p>
         </w:tc>
         <w:tc>
@@ -10166,6 +11692,119 @@
     </w:lvl>
   </w:abstractNum>
   <w:abstractNum w:abstractNumId="9" w15:restartNumberingAfterBreak="0">
+    <w:nsid w:val="1C232E38"/>
+    <w:multiLevelType w:val="hybridMultilevel"/>
+    <w:tmpl w:val="25267B4A"/>
+    <w:lvl w:ilvl="0" w:tplc="04090001">
+      <w:start w:val="1"/>
+      <w:numFmt w:val="bullet"/>
+      <w:lvlText w:val=""/>
+      <w:lvlJc w:val="left"/>
+      <w:pPr>
+        <w:ind w:left="720" w:hanging="360"/>
+      </w:pPr>
+      <w:rPr>
+        <w:rFonts w:ascii="Symbol" w:hAnsi="Symbol" w:hint="default"/>
+      </w:rPr>
+    </w:lvl>
+    <w:lvl w:ilvl="1" w:tplc="04090003" w:tentative="1">
+      <w:start w:val="1"/>
+      <w:numFmt w:val="bullet"/>
+      <w:lvlText w:val="o"/>
+      <w:lvlJc w:val="left"/>
+      <w:pPr>
+        <w:ind w:left="1440" w:hanging="360"/>
+      </w:pPr>
+      <w:rPr>
+        <w:rFonts w:ascii="Courier New" w:hAnsi="Courier New" w:cs="Courier New" w:hint="default"/>
+      </w:rPr>
+    </w:lvl>
+    <w:lvl w:ilvl="2" w:tplc="04090005" w:tentative="1">
+      <w:start w:val="1"/>
+      <w:numFmt w:val="bullet"/>
+      <w:lvlText w:val=""/>
+      <w:lvlJc w:val="left"/>
+      <w:pPr>
+        <w:ind w:left="2160" w:hanging="360"/>
+      </w:pPr>
+      <w:rPr>
+        <w:rFonts w:ascii="Wingdings" w:hAnsi="Wingdings" w:hint="default"/>
+      </w:rPr>
+    </w:lvl>
+    <w:lvl w:ilvl="3" w:tplc="04090001" w:tentative="1">
+      <w:start w:val="1"/>
+      <w:numFmt w:val="bullet"/>
+      <w:lvlText w:val=""/>
+      <w:lvlJc w:val="left"/>
+      <w:pPr>
+        <w:ind w:left="2880" w:hanging="360"/>
+      </w:pPr>
+      <w:rPr>
+        <w:rFonts w:ascii="Symbol" w:hAnsi="Symbol" w:hint="default"/>
+      </w:rPr>
+    </w:lvl>
+    <w:lvl w:ilvl="4" w:tplc="04090003" w:tentative="1">
+      <w:start w:val="1"/>
+      <w:numFmt w:val="bullet"/>
+      <w:lvlText w:val="o"/>
+      <w:lvlJc w:val="left"/>
+      <w:pPr>
+        <w:ind w:left="3600" w:hanging="360"/>
+      </w:pPr>
+      <w:rPr>
+        <w:rFonts w:ascii="Courier New" w:hAnsi="Courier New" w:cs="Courier New" w:hint="default"/>
+      </w:rPr>
+    </w:lvl>
+    <w:lvl w:ilvl="5" w:tplc="04090005" w:tentative="1">
+      <w:start w:val="1"/>
+      <w:numFmt w:val="bullet"/>
+      <w:lvlText w:val=""/>
+      <w:lvlJc w:val="left"/>
+      <w:pPr>
+        <w:ind w:left="4320" w:hanging="360"/>
+      </w:pPr>
+      <w:rPr>
+        <w:rFonts w:ascii="Wingdings" w:hAnsi="Wingdings" w:hint="default"/>
+      </w:rPr>
+    </w:lvl>
+    <w:lvl w:ilvl="6" w:tplc="04090001" w:tentative="1">
+      <w:start w:val="1"/>
+      <w:numFmt w:val="bullet"/>
+      <w:lvlText w:val=""/>
+      <w:lvlJc w:val="left"/>
+      <w:pPr>
+        <w:ind w:left="5040" w:hanging="360"/>
+      </w:pPr>
+      <w:rPr>
+        <w:rFonts w:ascii="Symbol" w:hAnsi="Symbol" w:hint="default"/>
+      </w:rPr>
+    </w:lvl>
+    <w:lvl w:ilvl="7" w:tplc="04090003" w:tentative="1">
+      <w:start w:val="1"/>
+      <w:numFmt w:val="bullet"/>
+      <w:lvlText w:val="o"/>
+      <w:lvlJc w:val="left"/>
+      <w:pPr>
+        <w:ind w:left="5760" w:hanging="360"/>
+      </w:pPr>
+      <w:rPr>
+        <w:rFonts w:ascii="Courier New" w:hAnsi="Courier New" w:cs="Courier New" w:hint="default"/>
+      </w:rPr>
+    </w:lvl>
+    <w:lvl w:ilvl="8" w:tplc="04090005" w:tentative="1">
+      <w:start w:val="1"/>
+      <w:numFmt w:val="bullet"/>
+      <w:lvlText w:val=""/>
+      <w:lvlJc w:val="left"/>
+      <w:pPr>
+        <w:ind w:left="6480" w:hanging="360"/>
+      </w:pPr>
+      <w:rPr>
+        <w:rFonts w:ascii="Wingdings" w:hAnsi="Wingdings" w:hint="default"/>
+      </w:rPr>
+    </w:lvl>
+  </w:abstractNum>
+  <w:abstractNum w:abstractNumId="10" w15:restartNumberingAfterBreak="0">
     <w:nsid w:val="1F8619B1"/>
     <w:multiLevelType w:val="hybridMultilevel"/>
     <w:tmpl w:val="85D249D8"/>
@@ -10278,7 +11917,7 @@
       </w:rPr>
     </w:lvl>
   </w:abstractNum>
-  <w:abstractNum w:abstractNumId="10" w15:restartNumberingAfterBreak="0">
+  <w:abstractNum w:abstractNumId="11" w15:restartNumberingAfterBreak="0">
     <w:nsid w:val="20E8095F"/>
     <w:multiLevelType w:val="multilevel"/>
     <w:tmpl w:val="804C893C"/>
@@ -10399,7 +12038,7 @@
       </w:pPr>
     </w:lvl>
   </w:abstractNum>
-  <w:abstractNum w:abstractNumId="11" w15:restartNumberingAfterBreak="0">
+  <w:abstractNum w:abstractNumId="12" w15:restartNumberingAfterBreak="0">
     <w:nsid w:val="29AD095A"/>
     <w:multiLevelType w:val="hybridMultilevel"/>
     <w:tmpl w:val="FFECB112"/>
@@ -10485,7 +12124,7 @@
       </w:pPr>
     </w:lvl>
   </w:abstractNum>
-  <w:abstractNum w:abstractNumId="12" w15:restartNumberingAfterBreak="0">
+  <w:abstractNum w:abstractNumId="13" w15:restartNumberingAfterBreak="0">
     <w:nsid w:val="2A0839C3"/>
     <w:multiLevelType w:val="hybridMultilevel"/>
     <w:tmpl w:val="4EF2ED8C"/>
@@ -10571,7 +12210,7 @@
       </w:pPr>
     </w:lvl>
   </w:abstractNum>
-  <w:abstractNum w:abstractNumId="13" w15:restartNumberingAfterBreak="0">
+  <w:abstractNum w:abstractNumId="14" w15:restartNumberingAfterBreak="0">
     <w:nsid w:val="2A361052"/>
     <w:multiLevelType w:val="hybridMultilevel"/>
     <w:tmpl w:val="4FD4E3FA"/>
@@ -10657,7 +12296,120 @@
       </w:pPr>
     </w:lvl>
   </w:abstractNum>
-  <w:abstractNum w:abstractNumId="14" w15:restartNumberingAfterBreak="0">
+  <w:abstractNum w:abstractNumId="15" w15:restartNumberingAfterBreak="0">
+    <w:nsid w:val="49C9657E"/>
+    <w:multiLevelType w:val="hybridMultilevel"/>
+    <w:tmpl w:val="CA3CD7E2"/>
+    <w:lvl w:ilvl="0" w:tplc="04090001">
+      <w:start w:val="1"/>
+      <w:numFmt w:val="bullet"/>
+      <w:lvlText w:val=""/>
+      <w:lvlJc w:val="left"/>
+      <w:pPr>
+        <w:ind w:left="720" w:hanging="360"/>
+      </w:pPr>
+      <w:rPr>
+        <w:rFonts w:ascii="Symbol" w:hAnsi="Symbol" w:hint="default"/>
+      </w:rPr>
+    </w:lvl>
+    <w:lvl w:ilvl="1" w:tplc="04090003">
+      <w:start w:val="1"/>
+      <w:numFmt w:val="bullet"/>
+      <w:lvlText w:val="o"/>
+      <w:lvlJc w:val="left"/>
+      <w:pPr>
+        <w:ind w:left="1440" w:hanging="360"/>
+      </w:pPr>
+      <w:rPr>
+        <w:rFonts w:ascii="Courier New" w:hAnsi="Courier New" w:cs="Courier New" w:hint="default"/>
+      </w:rPr>
+    </w:lvl>
+    <w:lvl w:ilvl="2" w:tplc="04090005" w:tentative="1">
+      <w:start w:val="1"/>
+      <w:numFmt w:val="bullet"/>
+      <w:lvlText w:val=""/>
+      <w:lvlJc w:val="left"/>
+      <w:pPr>
+        <w:ind w:left="2160" w:hanging="360"/>
+      </w:pPr>
+      <w:rPr>
+        <w:rFonts w:ascii="Wingdings" w:hAnsi="Wingdings" w:hint="default"/>
+      </w:rPr>
+    </w:lvl>
+    <w:lvl w:ilvl="3" w:tplc="04090001" w:tentative="1">
+      <w:start w:val="1"/>
+      <w:numFmt w:val="bullet"/>
+      <w:lvlText w:val=""/>
+      <w:lvlJc w:val="left"/>
+      <w:pPr>
+        <w:ind w:left="2880" w:hanging="360"/>
+      </w:pPr>
+      <w:rPr>
+        <w:rFonts w:ascii="Symbol" w:hAnsi="Symbol" w:hint="default"/>
+      </w:rPr>
+    </w:lvl>
+    <w:lvl w:ilvl="4" w:tplc="04090003" w:tentative="1">
+      <w:start w:val="1"/>
+      <w:numFmt w:val="bullet"/>
+      <w:lvlText w:val="o"/>
+      <w:lvlJc w:val="left"/>
+      <w:pPr>
+        <w:ind w:left="3600" w:hanging="360"/>
+      </w:pPr>
+      <w:rPr>
+        <w:rFonts w:ascii="Courier New" w:hAnsi="Courier New" w:cs="Courier New" w:hint="default"/>
+      </w:rPr>
+    </w:lvl>
+    <w:lvl w:ilvl="5" w:tplc="04090005" w:tentative="1">
+      <w:start w:val="1"/>
+      <w:numFmt w:val="bullet"/>
+      <w:lvlText w:val=""/>
+      <w:lvlJc w:val="left"/>
+      <w:pPr>
+        <w:ind w:left="4320" w:hanging="360"/>
+      </w:pPr>
+      <w:rPr>
+        <w:rFonts w:ascii="Wingdings" w:hAnsi="Wingdings" w:hint="default"/>
+      </w:rPr>
+    </w:lvl>
+    <w:lvl w:ilvl="6" w:tplc="04090001" w:tentative="1">
+      <w:start w:val="1"/>
+      <w:numFmt w:val="bullet"/>
+      <w:lvlText w:val=""/>
+      <w:lvlJc w:val="left"/>
+      <w:pPr>
+        <w:ind w:left="5040" w:hanging="360"/>
+      </w:pPr>
+      <w:rPr>
+        <w:rFonts w:ascii="Symbol" w:hAnsi="Symbol" w:hint="default"/>
+      </w:rPr>
+    </w:lvl>
+    <w:lvl w:ilvl="7" w:tplc="04090003" w:tentative="1">
+      <w:start w:val="1"/>
+      <w:numFmt w:val="bullet"/>
+      <w:lvlText w:val="o"/>
+      <w:lvlJc w:val="left"/>
+      <w:pPr>
+        <w:ind w:left="5760" w:hanging="360"/>
+      </w:pPr>
+      <w:rPr>
+        <w:rFonts w:ascii="Courier New" w:hAnsi="Courier New" w:cs="Courier New" w:hint="default"/>
+      </w:rPr>
+    </w:lvl>
+    <w:lvl w:ilvl="8" w:tplc="04090005" w:tentative="1">
+      <w:start w:val="1"/>
+      <w:numFmt w:val="bullet"/>
+      <w:lvlText w:val=""/>
+      <w:lvlJc w:val="left"/>
+      <w:pPr>
+        <w:ind w:left="6480" w:hanging="360"/>
+      </w:pPr>
+      <w:rPr>
+        <w:rFonts w:ascii="Wingdings" w:hAnsi="Wingdings" w:hint="default"/>
+      </w:rPr>
+    </w:lvl>
+  </w:abstractNum>
+  <w:abstractNum w:abstractNumId="16" w15:restartNumberingAfterBreak="0">
     <w:nsid w:val="501D1FF3"/>
     <w:multiLevelType w:val="multilevel"/>
     <w:tmpl w:val="6876F784"/>
@@ -10767,7 +12519,7 @@
       </w:rPr>
     </w:lvl>
   </w:abstractNum>
-  <w:abstractNum w:abstractNumId="15" w15:restartNumberingAfterBreak="0">
+  <w:abstractNum w:abstractNumId="17" w15:restartNumberingAfterBreak="0">
     <w:nsid w:val="524E3181"/>
     <w:multiLevelType w:val="hybridMultilevel"/>
     <w:tmpl w:val="D94A9522"/>
@@ -10880,7 +12632,120 @@
       </w:rPr>
     </w:lvl>
   </w:abstractNum>
-  <w:abstractNum w:abstractNumId="16" w15:restartNumberingAfterBreak="0">
+  <w:abstractNum w:abstractNumId="18" w15:restartNumberingAfterBreak="0">
+    <w:nsid w:val="63C66502"/>
+    <w:multiLevelType w:val="hybridMultilevel"/>
+    <w:tmpl w:val="7528FC6C"/>
+    <w:lvl w:ilvl="0" w:tplc="04090001">
+      <w:start w:val="1"/>
+      <w:numFmt w:val="bullet"/>
+      <w:lvlText w:val=""/>
+      <w:lvlJc w:val="left"/>
+      <w:pPr>
+        <w:ind w:left="720" w:hanging="360"/>
+      </w:pPr>
+      <w:rPr>
+        <w:rFonts w:ascii="Symbol" w:hAnsi="Symbol" w:hint="default"/>
+      </w:rPr>
+    </w:lvl>
+    <w:lvl w:ilvl="1" w:tplc="04090003" w:tentative="1">
+      <w:start w:val="1"/>
+      <w:numFmt w:val="bullet"/>
+      <w:lvlText w:val="o"/>
+      <w:lvlJc w:val="left"/>
+      <w:pPr>
+        <w:ind w:left="1440" w:hanging="360"/>
+      </w:pPr>
+      <w:rPr>
+        <w:rFonts w:ascii="Courier New" w:hAnsi="Courier New" w:cs="Courier New" w:hint="default"/>
+      </w:rPr>
+    </w:lvl>
+    <w:lvl w:ilvl="2" w:tplc="04090005" w:tentative="1">
+      <w:start w:val="1"/>
+      <w:numFmt w:val="bullet"/>
+      <w:lvlText w:val=""/>
+      <w:lvlJc w:val="left"/>
+      <w:pPr>
+        <w:ind w:left="2160" w:hanging="360"/>
+      </w:pPr>
+      <w:rPr>
+        <w:rFonts w:ascii="Wingdings" w:hAnsi="Wingdings" w:hint="default"/>
+      </w:rPr>
+    </w:lvl>
+    <w:lvl w:ilvl="3" w:tplc="04090001" w:tentative="1">
+      <w:start w:val="1"/>
+      <w:numFmt w:val="bullet"/>
+      <w:lvlText w:val=""/>
+      <w:lvlJc w:val="left"/>
+      <w:pPr>
+        <w:ind w:left="2880" w:hanging="360"/>
+      </w:pPr>
+      <w:rPr>
+        <w:rFonts w:ascii="Symbol" w:hAnsi="Symbol" w:hint="default"/>
+      </w:rPr>
+    </w:lvl>
+    <w:lvl w:ilvl="4" w:tplc="04090003" w:tentative="1">
+      <w:start w:val="1"/>
+      <w:numFmt w:val="bullet"/>
+      <w:lvlText w:val="o"/>
+      <w:lvlJc w:val="left"/>
+      <w:pPr>
+        <w:ind w:left="3600" w:hanging="360"/>
+      </w:pPr>
+      <w:rPr>
+        <w:rFonts w:ascii="Courier New" w:hAnsi="Courier New" w:cs="Courier New" w:hint="default"/>
+      </w:rPr>
+    </w:lvl>
+    <w:lvl w:ilvl="5" w:tplc="04090005" w:tentative="1">
+      <w:start w:val="1"/>
+      <w:numFmt w:val="bullet"/>
+      <w:lvlText w:val=""/>
+      <w:lvlJc w:val="left"/>
+      <w:pPr>
+        <w:ind w:left="4320" w:hanging="360"/>
+      </w:pPr>
+      <w:rPr>
+        <w:rFonts w:ascii="Wingdings" w:hAnsi="Wingdings" w:hint="default"/>
+      </w:rPr>
+    </w:lvl>
+    <w:lvl w:ilvl="6" w:tplc="04090001" w:tentative="1">
+      <w:start w:val="1"/>
+      <w:numFmt w:val="bullet"/>
+      <w:lvlText w:val=""/>
+      <w:lvlJc w:val="left"/>
+      <w:pPr>
+        <w:ind w:left="5040" w:hanging="360"/>
+      </w:pPr>
+      <w:rPr>
+        <w:rFonts w:ascii="Symbol" w:hAnsi="Symbol" w:hint="default"/>
+      </w:rPr>
+    </w:lvl>
+    <w:lvl w:ilvl="7" w:tplc="04090003" w:tentative="1">
+      <w:start w:val="1"/>
+      <w:numFmt w:val="bullet"/>
+      <w:lvlText w:val="o"/>
+      <w:lvlJc w:val="left"/>
+      <w:pPr>
+        <w:ind w:left="5760" w:hanging="360"/>
+      </w:pPr>
+      <w:rPr>
+        <w:rFonts w:ascii="Courier New" w:hAnsi="Courier New" w:cs="Courier New" w:hint="default"/>
+      </w:rPr>
+    </w:lvl>
+    <w:lvl w:ilvl="8" w:tplc="04090005" w:tentative="1">
+      <w:start w:val="1"/>
+      <w:numFmt w:val="bullet"/>
+      <w:lvlText w:val=""/>
+      <w:lvlJc w:val="left"/>
+      <w:pPr>
+        <w:ind w:left="6480" w:hanging="360"/>
+      </w:pPr>
+      <w:rPr>
+        <w:rFonts w:ascii="Wingdings" w:hAnsi="Wingdings" w:hint="default"/>
+      </w:rPr>
+    </w:lvl>
+  </w:abstractNum>
+  <w:abstractNum w:abstractNumId="19" w15:restartNumberingAfterBreak="0">
     <w:nsid w:val="63E46575"/>
     <w:multiLevelType w:val="hybridMultilevel"/>
     <w:tmpl w:val="2638916A"/>
@@ -10966,7 +12831,7 @@
       </w:pPr>
     </w:lvl>
   </w:abstractNum>
-  <w:abstractNum w:abstractNumId="17" w15:restartNumberingAfterBreak="0">
+  <w:abstractNum w:abstractNumId="20" w15:restartNumberingAfterBreak="0">
     <w:nsid w:val="7A4D399F"/>
     <w:multiLevelType w:val="multilevel"/>
     <w:tmpl w:val="9320B8F4"/>
@@ -11119,7 +12984,7 @@
     <w:abstractNumId w:val="4"/>
   </w:num>
   <w:num w:numId="2">
-    <w:abstractNumId w:val="14"/>
+    <w:abstractNumId w:val="16"/>
   </w:num>
   <w:num w:numId="3">
     <w:abstractNumId w:val="5"/>
@@ -11131,13 +12996,13 @@
     <w:abstractNumId w:val="1"/>
   </w:num>
   <w:num w:numId="6">
-    <w:abstractNumId w:val="9"/>
+    <w:abstractNumId w:val="10"/>
   </w:num>
   <w:num w:numId="7">
-    <w:abstractNumId w:val="16"/>
+    <w:abstractNumId w:val="19"/>
   </w:num>
   <w:num w:numId="8">
-    <w:abstractNumId w:val="10"/>
+    <w:abstractNumId w:val="11"/>
   </w:num>
   <w:num w:numId="9">
     <w:abstractNumId w:val="6"/>
@@ -11146,7 +13011,7 @@
     <w:abstractNumId w:val="2"/>
   </w:num>
   <w:num w:numId="11">
-    <w:abstractNumId w:val="17"/>
+    <w:abstractNumId w:val="20"/>
   </w:num>
   <w:num w:numId="12">
     <w:abstractNumId w:val="0"/>
@@ -11155,19 +13020,28 @@
     <w:abstractNumId w:val="8"/>
   </w:num>
   <w:num w:numId="14">
-    <w:abstractNumId w:val="15"/>
+    <w:abstractNumId w:val="17"/>
   </w:num>
   <w:num w:numId="15">
-    <w:abstractNumId w:val="11"/>
+    <w:abstractNumId w:val="12"/>
   </w:num>
   <w:num w:numId="16">
     <w:abstractNumId w:val="7"/>
   </w:num>
   <w:num w:numId="17">
-    <w:abstractNumId w:val="12"/>
+    <w:abstractNumId w:val="13"/>
   </w:num>
   <w:num w:numId="18">
-    <w:abstractNumId w:val="13"/>
+    <w:abstractNumId w:val="14"/>
+  </w:num>
+  <w:num w:numId="19">
+    <w:abstractNumId w:val="15"/>
+  </w:num>
+  <w:num w:numId="20">
+    <w:abstractNumId w:val="18"/>
+  </w:num>
+  <w:num w:numId="21">
+    <w:abstractNumId w:val="9"/>
   </w:num>
   <w:numIdMacAtCleanup w:val="7"/>
 </w:numbering>
@@ -12436,9 +14310,12 @@
 </file>
 
 <file path=customXml/item1.xml><?xml version="1.0" encoding="utf-8"?>
-<p:properties xmlns:p="http://schemas.microsoft.com/office/2006/metadata/properties" xmlns:xsi="http://www.w3.org/2001/XMLSchema-instance" xmlns:pc="http://schemas.microsoft.com/office/infopath/2007/PartnerControls">
-  <documentManagement/>
-</p:properties>
+<?mso-contentType ?>
+<FormTemplates xmlns="http://schemas.microsoft.com/sharepoint/v3/contenttype/forms">
+  <Display>DocumentLibraryForm</Display>
+  <Edit>DocumentLibraryForm</Edit>
+  <New>DocumentLibraryForm</New>
+</FormTemplates>
 </file>
 
 <file path=customXml/item2.xml><?xml version="1.0" encoding="utf-8"?>
@@ -12671,12 +14548,9 @@
 </file>
 
 <file path=customXml/item3.xml><?xml version="1.0" encoding="utf-8"?>
-<?mso-contentType ?>
-<FormTemplates xmlns="http://schemas.microsoft.com/sharepoint/v3/contenttype/forms">
-  <Display>DocumentLibraryForm</Display>
-  <Edit>DocumentLibraryForm</Edit>
-  <New>DocumentLibraryForm</New>
-</FormTemplates>
+<p:properties xmlns:p="http://schemas.microsoft.com/office/2006/metadata/properties" xmlns:xsi="http://www.w3.org/2001/XMLSchema-instance" xmlns:pc="http://schemas.microsoft.com/office/infopath/2007/PartnerControls">
+  <documentManagement/>
+</p:properties>
 </file>
 
 <file path=customXml/item4.xml><?xml version="1.0" encoding="utf-8"?>
@@ -12684,10 +14558,9 @@
 </file>
 
 <file path=customXml/itemProps1.xml><?xml version="1.0" encoding="utf-8"?>
-<ds:datastoreItem xmlns:ds="http://schemas.openxmlformats.org/officeDocument/2006/customXml" ds:itemID="{1A5F5AF1-B05B-4704-B970-F66948F444EC}">
+<ds:datastoreItem xmlns:ds="http://schemas.openxmlformats.org/officeDocument/2006/customXml" ds:itemID="{7BFD71E4-33D5-445D-9CFC-21F1C7989C0E}">
   <ds:schemaRefs>
-    <ds:schemaRef ds:uri="http://schemas.microsoft.com/office/2006/metadata/properties"/>
-    <ds:schemaRef ds:uri="http://schemas.microsoft.com/office/infopath/2007/PartnerControls"/>
+    <ds:schemaRef ds:uri="http://schemas.microsoft.com/sharepoint/v3/contenttype/forms"/>
   </ds:schemaRefs>
 </ds:datastoreItem>
 </file>
@@ -12712,15 +14585,16 @@
 </file>
 
 <file path=customXml/itemProps3.xml><?xml version="1.0" encoding="utf-8"?>
-<ds:datastoreItem xmlns:ds="http://schemas.openxmlformats.org/officeDocument/2006/customXml" ds:itemID="{7BFD71E4-33D5-445D-9CFC-21F1C7989C0E}">
+<ds:datastoreItem xmlns:ds="http://schemas.openxmlformats.org/officeDocument/2006/customXml" ds:itemID="{1A5F5AF1-B05B-4704-B970-F66948F444EC}">
   <ds:schemaRefs>
-    <ds:schemaRef ds:uri="http://schemas.microsoft.com/sharepoint/v3/contenttype/forms"/>
+    <ds:schemaRef ds:uri="http://schemas.microsoft.com/office/2006/metadata/properties"/>
+    <ds:schemaRef ds:uri="http://schemas.microsoft.com/office/infopath/2007/PartnerControls"/>
   </ds:schemaRefs>
 </ds:datastoreItem>
 </file>
 
 <file path=customXml/itemProps4.xml><?xml version="1.0" encoding="utf-8"?>
-<ds:datastoreItem xmlns:ds="http://schemas.openxmlformats.org/officeDocument/2006/customXml" ds:itemID="{557A3061-2086-4719-9BCD-8C8FC5557785}">
+<ds:datastoreItem xmlns:ds="http://schemas.openxmlformats.org/officeDocument/2006/customXml" ds:itemID="{F8F78309-6619-4139-A403-A18739A161AD}">
   <ds:schemaRefs>
     <ds:schemaRef ds:uri="http://schemas.openxmlformats.org/officeDocument/2006/bibliography"/>
   </ds:schemaRefs>

--- a/docpac_19090125/docpac_19090125.docx
+++ b/docpac_19090125/docpac_19090125.docx
@@ -527,60 +527,6 @@
                       <w:b/>
                       <w:sz w:val="21"/>
                     </w:rPr>
-                    <w:t>DocPac Audit</w:t>
-                  </w:r>
-                </w:p>
-              </w:tc>
-              <w:tc>
-                <w:tcPr>
-                  <w:tcW w:w="6162" w:type="dxa"/>
-                  <w:vAlign w:val="center"/>
-                </w:tcPr>
-                <w:p>
-                  <w:pPr>
-                    <w:rPr>
-                      <w:sz w:val="21"/>
-                    </w:rPr>
-                  </w:pPr>
-                  <w:r>
-                    <w:rPr>
-                      <w:sz w:val="21"/>
-                    </w:rPr>
-                    <w:t>All Students</w:t>
-                  </w:r>
-                </w:p>
-              </w:tc>
-              <w:tc>
-                <w:tcPr>
-                  <w:tcW w:w="1260" w:type="dxa"/>
-                </w:tcPr>
-                <w:p>
-                  <w:pPr>
-                    <w:rPr>
-                      <w:sz w:val="21"/>
-                    </w:rPr>
-                  </w:pPr>
-                </w:p>
-              </w:tc>
-            </w:tr>
-            <w:tr>
-              <w:tc>
-                <w:tcPr>
-                  <w:tcW w:w="2818" w:type="dxa"/>
-                  <w:vAlign w:val="center"/>
-                </w:tcPr>
-                <w:p>
-                  <w:pPr>
-                    <w:rPr>
-                      <w:b/>
-                      <w:sz w:val="21"/>
-                    </w:rPr>
-                  </w:pPr>
-                  <w:r>
-                    <w:rPr>
-                      <w:b/>
-                      <w:sz w:val="21"/>
-                    </w:rPr>
                     <w:t>CIW Chapter 13</w:t>
                   </w:r>
                 </w:p>
@@ -710,6 +656,116 @@
                     </w:rPr>
                     <w:t>Students in a Company Project</w:t>
                   </w:r>
+                </w:p>
+              </w:tc>
+              <w:tc>
+                <w:tcPr>
+                  <w:tcW w:w="1260" w:type="dxa"/>
+                </w:tcPr>
+                <w:p>
+                  <w:pPr>
+                    <w:rPr>
+                      <w:sz w:val="21"/>
+                    </w:rPr>
+                  </w:pPr>
+                </w:p>
+              </w:tc>
+            </w:tr>
+            <w:tr>
+              <w:tc>
+                <w:tcPr>
+                  <w:tcW w:w="2818" w:type="dxa"/>
+                  <w:vAlign w:val="center"/>
+                </w:tcPr>
+                <w:p>
+                  <w:pPr>
+                    <w:rPr>
+                      <w:b/>
+                      <w:sz w:val="21"/>
+                    </w:rPr>
+                  </w:pPr>
+                  <w:r>
+                    <w:rPr>
+                      <w:b/>
+                      <w:sz w:val="21"/>
+                    </w:rPr>
+                    <w:t>Elevator Pitch</w:t>
+                  </w:r>
+                </w:p>
+              </w:tc>
+              <w:tc>
+                <w:tcPr>
+                  <w:tcW w:w="6162" w:type="dxa"/>
+                  <w:vAlign w:val="center"/>
+                </w:tcPr>
+                <w:p>
+                  <w:pPr>
+                    <w:rPr>
+                      <w:sz w:val="21"/>
+                    </w:rPr>
+                  </w:pPr>
+                  <w:r>
+                    <w:rPr>
+                      <w:sz w:val="21"/>
+                    </w:rPr>
+                    <w:t>Students not in a Company Project</w:t>
+                  </w:r>
+                </w:p>
+              </w:tc>
+              <w:tc>
+                <w:tcPr>
+                  <w:tcW w:w="1260" w:type="dxa"/>
+                </w:tcPr>
+                <w:p>
+                  <w:pPr>
+                    <w:rPr>
+                      <w:sz w:val="21"/>
+                    </w:rPr>
+                  </w:pPr>
+                </w:p>
+              </w:tc>
+            </w:tr>
+            <w:tr>
+              <w:tc>
+                <w:tcPr>
+                  <w:tcW w:w="2818" w:type="dxa"/>
+                  <w:vAlign w:val="center"/>
+                </w:tcPr>
+                <w:p>
+                  <w:pPr>
+                    <w:rPr>
+                      <w:b/>
+                      <w:sz w:val="21"/>
+                    </w:rPr>
+                  </w:pPr>
+                  <w:r>
+                    <w:rPr>
+                      <w:b/>
+                      <w:sz w:val="21"/>
+                    </w:rPr>
+                    <w:t>DocPac Audit</w:t>
+                  </w:r>
+                </w:p>
+              </w:tc>
+              <w:tc>
+                <w:tcPr>
+                  <w:tcW w:w="6162" w:type="dxa"/>
+                  <w:vAlign w:val="center"/>
+                </w:tcPr>
+                <w:p>
+                  <w:pPr>
+                    <w:rPr>
+                      <w:sz w:val="21"/>
+                    </w:rPr>
+                  </w:pPr>
+                  <w:r>
+                    <w:rPr>
+                      <w:sz w:val="21"/>
+                    </w:rPr>
+                    <w:t>All Students</w:t>
+                  </w:r>
+                  <w:bookmarkStart w:id="0" w:name="_GoBack"/>
+                  <w:bookmarkEnd w:id="0"/>
                 </w:p>
               </w:tc>
               <w:tc>
@@ -1054,7 +1110,7 @@
             <v:imagedata r:id="rId11" o:title=""/>
             <w10:wrap type="square"/>
           </v:shape>
-          <o:OLEObject Type="Embed" ProgID="Visio.Drawing.15" ShapeID="_x0000_s1026" DrawAspect="Content" ObjectID="_1829109953" r:id="rId12"/>
+          <o:OLEObject Type="Embed" ProgID="Visio.Drawing.15" ShapeID="_x0000_s1026" DrawAspect="Content" ObjectID="_1829110100" r:id="rId12"/>
         </w:object>
       </w:r>
     </w:p>
@@ -10355,8 +10411,6 @@
               </w:rPr>
               <w:t>“Reflect on the Day” are not graded, but will be audited at the end of the quarter.</w:t>
             </w:r>
-            <w:bookmarkStart w:id="0" w:name="_GoBack"/>
-            <w:bookmarkEnd w:id="0"/>
           </w:p>
         </w:tc>
         <w:tc>
@@ -14310,12 +14364,9 @@
 </file>
 
 <file path=customXml/item1.xml><?xml version="1.0" encoding="utf-8"?>
-<?mso-contentType ?>
-<FormTemplates xmlns="http://schemas.microsoft.com/sharepoint/v3/contenttype/forms">
-  <Display>DocumentLibraryForm</Display>
-  <Edit>DocumentLibraryForm</Edit>
-  <New>DocumentLibraryForm</New>
-</FormTemplates>
+<p:properties xmlns:p="http://schemas.microsoft.com/office/2006/metadata/properties" xmlns:xsi="http://www.w3.org/2001/XMLSchema-instance" xmlns:pc="http://schemas.microsoft.com/office/infopath/2007/PartnerControls">
+  <documentManagement/>
+</p:properties>
 </file>
 
 <file path=customXml/item2.xml><?xml version="1.0" encoding="utf-8"?>
@@ -14548,9 +14599,12 @@
 </file>
 
 <file path=customXml/item3.xml><?xml version="1.0" encoding="utf-8"?>
-<p:properties xmlns:p="http://schemas.microsoft.com/office/2006/metadata/properties" xmlns:xsi="http://www.w3.org/2001/XMLSchema-instance" xmlns:pc="http://schemas.microsoft.com/office/infopath/2007/PartnerControls">
-  <documentManagement/>
-</p:properties>
+<?mso-contentType ?>
+<FormTemplates xmlns="http://schemas.microsoft.com/sharepoint/v3/contenttype/forms">
+  <Display>DocumentLibraryForm</Display>
+  <Edit>DocumentLibraryForm</Edit>
+  <New>DocumentLibraryForm</New>
+</FormTemplates>
 </file>
 
 <file path=customXml/item4.xml><?xml version="1.0" encoding="utf-8"?>
@@ -14558,9 +14612,10 @@
 </file>
 
 <file path=customXml/itemProps1.xml><?xml version="1.0" encoding="utf-8"?>
-<ds:datastoreItem xmlns:ds="http://schemas.openxmlformats.org/officeDocument/2006/customXml" ds:itemID="{7BFD71E4-33D5-445D-9CFC-21F1C7989C0E}">
+<ds:datastoreItem xmlns:ds="http://schemas.openxmlformats.org/officeDocument/2006/customXml" ds:itemID="{1A5F5AF1-B05B-4704-B970-F66948F444EC}">
   <ds:schemaRefs>
-    <ds:schemaRef ds:uri="http://schemas.microsoft.com/sharepoint/v3/contenttype/forms"/>
+    <ds:schemaRef ds:uri="http://schemas.microsoft.com/office/2006/metadata/properties"/>
+    <ds:schemaRef ds:uri="http://schemas.microsoft.com/office/infopath/2007/PartnerControls"/>
   </ds:schemaRefs>
 </ds:datastoreItem>
 </file>
@@ -14585,16 +14640,15 @@
 </file>
 
 <file path=customXml/itemProps3.xml><?xml version="1.0" encoding="utf-8"?>
-<ds:datastoreItem xmlns:ds="http://schemas.openxmlformats.org/officeDocument/2006/customXml" ds:itemID="{1A5F5AF1-B05B-4704-B970-F66948F444EC}">
+<ds:datastoreItem xmlns:ds="http://schemas.openxmlformats.org/officeDocument/2006/customXml" ds:itemID="{7BFD71E4-33D5-445D-9CFC-21F1C7989C0E}">
   <ds:schemaRefs>
-    <ds:schemaRef ds:uri="http://schemas.microsoft.com/office/2006/metadata/properties"/>
-    <ds:schemaRef ds:uri="http://schemas.microsoft.com/office/infopath/2007/PartnerControls"/>
+    <ds:schemaRef ds:uri="http://schemas.microsoft.com/sharepoint/v3/contenttype/forms"/>
   </ds:schemaRefs>
 </ds:datastoreItem>
 </file>
 
 <file path=customXml/itemProps4.xml><?xml version="1.0" encoding="utf-8"?>
-<ds:datastoreItem xmlns:ds="http://schemas.openxmlformats.org/officeDocument/2006/customXml" ds:itemID="{F8F78309-6619-4139-A403-A18739A161AD}">
+<ds:datastoreItem xmlns:ds="http://schemas.openxmlformats.org/officeDocument/2006/customXml" ds:itemID="{373A02BD-6247-4A41-B643-7F739D4B2F75}">
   <ds:schemaRefs>
     <ds:schemaRef ds:uri="http://schemas.openxmlformats.org/officeDocument/2006/bibliography"/>
   </ds:schemaRefs>
